--- a/기업/창업·법인/정관 (주식회사 표준).docx
+++ b/기업/창업·법인/정관 (주식회사 표준).docx
@@ -4,7 +4,7 @@
   <w:body>
     <w:p>
       <w:pPr>
-        <w:spacing w:after="64" w:before="0" w:line="312" w:lineRule="auto"/>
+        <w:spacing w:after="40" w:before="0" w:line="312" w:lineRule="auto"/>
         <w:jc w:val="center"/>
       </w:pPr>
       <w:r>
@@ -19,7 +19,7 @@
     </w:p>
     <w:p>
       <w:pPr>
-        <w:spacing w:after="160" w:before="0" w:line="312" w:lineRule="auto"/>
+        <w:spacing w:after="100" w:before="0" w:line="312" w:lineRule="auto"/>
         <w:jc w:val="left"/>
         <w:pBdr>
           <w:bottom w:val="single" w:sz="14" w:space="2" w:color="24384F"/>
@@ -35,7 +35,7 @@
     </w:p>
     <w:p>
       <w:pPr>
-        <w:spacing w:after="128" w:before="0" w:line="312" w:lineRule="auto"/>
+        <w:spacing w:after="80" w:before="0" w:line="312" w:lineRule="auto"/>
         <w:jc w:val="center"/>
       </w:pPr>
       <w:r>
@@ -49,7 +49,7 @@
     </w:p>
     <w:p>
       <w:pPr>
-        <w:spacing w:after="64" w:before="160" w:line="312" w:lineRule="auto"/>
+        <w:spacing w:after="40" w:before="100" w:line="312" w:lineRule="auto"/>
         <w:jc w:val="left"/>
       </w:pPr>
       <w:r>
@@ -63,7 +63,7 @@
     </w:p>
     <w:p>
       <w:pPr>
-        <w:spacing w:after="64" w:before="0" w:line="312" w:lineRule="auto"/>
+        <w:spacing w:after="40" w:before="0" w:line="312" w:lineRule="auto"/>
         <w:ind w:left="170"/>
         <w:jc w:val="both"/>
       </w:pPr>
@@ -78,7 +78,7 @@
     </w:p>
     <w:p>
       <w:pPr>
-        <w:spacing w:after="64" w:before="160" w:line="312" w:lineRule="auto"/>
+        <w:spacing w:after="40" w:before="100" w:line="312" w:lineRule="auto"/>
         <w:jc w:val="left"/>
       </w:pPr>
       <w:r>
@@ -92,7 +92,7 @@
     </w:p>
     <w:p>
       <w:pPr>
-        <w:spacing w:after="64" w:before="0" w:line="312" w:lineRule="auto"/>
+        <w:spacing w:after="40" w:before="0" w:line="312" w:lineRule="auto"/>
         <w:ind w:left="170"/>
         <w:jc w:val="both"/>
       </w:pPr>
@@ -107,7 +107,7 @@
     </w:p>
     <w:p>
       <w:pPr>
-        <w:spacing w:after="64" w:before="0" w:line="312" w:lineRule="auto"/>
+        <w:spacing w:after="40" w:before="0" w:line="312" w:lineRule="auto"/>
         <w:ind w:left="170"/>
         <w:jc w:val="both"/>
       </w:pPr>
@@ -122,7 +122,7 @@
     </w:p>
     <w:p>
       <w:pPr>
-        <w:spacing w:after="64" w:before="0" w:line="312" w:lineRule="auto"/>
+        <w:spacing w:after="40" w:before="0" w:line="312" w:lineRule="auto"/>
         <w:ind w:left="170"/>
         <w:jc w:val="both"/>
       </w:pPr>
@@ -137,7 +137,7 @@
     </w:p>
     <w:p>
       <w:pPr>
-        <w:spacing w:after="64" w:before="0" w:line="312" w:lineRule="auto"/>
+        <w:spacing w:after="40" w:before="0" w:line="312" w:lineRule="auto"/>
         <w:ind w:left="170"/>
         <w:jc w:val="both"/>
       </w:pPr>
@@ -152,7 +152,7 @@
     </w:p>
     <w:p>
       <w:pPr>
-        <w:spacing w:after="64" w:before="160" w:line="312" w:lineRule="auto"/>
+        <w:spacing w:after="40" w:before="100" w:line="312" w:lineRule="auto"/>
         <w:jc w:val="left"/>
       </w:pPr>
       <w:r>
@@ -166,7 +166,7 @@
     </w:p>
     <w:p>
       <w:pPr>
-        <w:spacing w:after="64" w:before="0" w:line="312" w:lineRule="auto"/>
+        <w:spacing w:after="40" w:before="0" w:line="312" w:lineRule="auto"/>
         <w:ind w:left="170"/>
         <w:jc w:val="both"/>
       </w:pPr>
@@ -181,7 +181,7 @@
     </w:p>
     <w:p>
       <w:pPr>
-        <w:spacing w:after="64" w:before="0" w:line="312" w:lineRule="auto"/>
+        <w:spacing w:after="40" w:before="0" w:line="312" w:lineRule="auto"/>
         <w:ind w:left="170"/>
         <w:jc w:val="both"/>
       </w:pPr>
@@ -196,7 +196,7 @@
     </w:p>
     <w:p>
       <w:pPr>
-        <w:spacing w:after="64" w:before="160" w:line="312" w:lineRule="auto"/>
+        <w:spacing w:after="40" w:before="100" w:line="312" w:lineRule="auto"/>
         <w:jc w:val="left"/>
       </w:pPr>
       <w:r>
@@ -210,7 +210,7 @@
     </w:p>
     <w:p>
       <w:pPr>
-        <w:spacing w:after="64" w:before="0" w:line="312" w:lineRule="auto"/>
+        <w:spacing w:after="40" w:before="0" w:line="312" w:lineRule="auto"/>
         <w:ind w:left="170"/>
         <w:jc w:val="both"/>
       </w:pPr>
@@ -225,7 +225,7 @@
     </w:p>
     <w:p>
       <w:pPr>
-        <w:spacing w:after="128" w:before="0" w:line="312" w:lineRule="auto"/>
+        <w:spacing w:after="80" w:before="0" w:line="312" w:lineRule="auto"/>
         <w:jc w:val="center"/>
       </w:pPr>
       <w:r>
@@ -239,7 +239,7 @@
     </w:p>
     <w:p>
       <w:pPr>
-        <w:spacing w:after="64" w:before="160" w:line="312" w:lineRule="auto"/>
+        <w:spacing w:after="40" w:before="100" w:line="312" w:lineRule="auto"/>
         <w:jc w:val="left"/>
       </w:pPr>
       <w:r>
@@ -253,7 +253,7 @@
     </w:p>
     <w:p>
       <w:pPr>
-        <w:spacing w:after="64" w:before="0" w:line="312" w:lineRule="auto"/>
+        <w:spacing w:after="40" w:before="0" w:line="312" w:lineRule="auto"/>
         <w:ind w:left="170"/>
         <w:jc w:val="both"/>
       </w:pPr>
@@ -268,7 +268,7 @@
     </w:p>
     <w:p>
       <w:pPr>
-        <w:spacing w:after="64" w:before="160" w:line="312" w:lineRule="auto"/>
+        <w:spacing w:after="40" w:before="100" w:line="312" w:lineRule="auto"/>
         <w:jc w:val="left"/>
       </w:pPr>
       <w:r>
@@ -282,7 +282,7 @@
     </w:p>
     <w:p>
       <w:pPr>
-        <w:spacing w:after="64" w:before="0" w:line="312" w:lineRule="auto"/>
+        <w:spacing w:after="40" w:before="0" w:line="312" w:lineRule="auto"/>
         <w:ind w:left="170"/>
         <w:jc w:val="both"/>
       </w:pPr>
@@ -297,7 +297,7 @@
     </w:p>
     <w:p>
       <w:pPr>
-        <w:spacing w:after="64" w:before="160" w:line="312" w:lineRule="auto"/>
+        <w:spacing w:after="40" w:before="100" w:line="312" w:lineRule="auto"/>
         <w:jc w:val="left"/>
       </w:pPr>
       <w:r>
@@ -311,7 +311,7 @@
     </w:p>
     <w:p>
       <w:pPr>
-        <w:spacing w:after="64" w:before="0" w:line="312" w:lineRule="auto"/>
+        <w:spacing w:after="40" w:before="0" w:line="312" w:lineRule="auto"/>
         <w:ind w:left="170"/>
         <w:jc w:val="both"/>
       </w:pPr>
@@ -326,7 +326,7 @@
     </w:p>
     <w:p>
       <w:pPr>
-        <w:spacing w:after="64" w:before="160" w:line="312" w:lineRule="auto"/>
+        <w:spacing w:after="40" w:before="100" w:line="312" w:lineRule="auto"/>
         <w:jc w:val="left"/>
       </w:pPr>
       <w:r>
@@ -340,7 +340,7 @@
     </w:p>
     <w:p>
       <w:pPr>
-        <w:spacing w:after="64" w:before="0" w:line="312" w:lineRule="auto"/>
+        <w:spacing w:after="40" w:before="0" w:line="312" w:lineRule="auto"/>
         <w:ind w:left="170"/>
         <w:jc w:val="both"/>
       </w:pPr>
@@ -355,7 +355,7 @@
     </w:p>
     <w:p>
       <w:pPr>
-        <w:spacing w:after="64" w:before="160" w:line="312" w:lineRule="auto"/>
+        <w:spacing w:after="40" w:before="100" w:line="312" w:lineRule="auto"/>
         <w:jc w:val="left"/>
       </w:pPr>
       <w:r>
@@ -369,7 +369,7 @@
     </w:p>
     <w:p>
       <w:pPr>
-        <w:spacing w:after="64" w:before="0" w:line="312" w:lineRule="auto"/>
+        <w:spacing w:after="40" w:before="0" w:line="312" w:lineRule="auto"/>
         <w:ind w:left="170"/>
         <w:jc w:val="both"/>
       </w:pPr>
@@ -384,7 +384,7 @@
     </w:p>
     <w:p>
       <w:pPr>
-        <w:spacing w:after="64" w:before="160" w:line="312" w:lineRule="auto"/>
+        <w:spacing w:after="40" w:before="100" w:line="312" w:lineRule="auto"/>
         <w:jc w:val="left"/>
       </w:pPr>
       <w:r>
@@ -398,7 +398,7 @@
     </w:p>
     <w:p>
       <w:pPr>
-        <w:spacing w:after="64" w:before="0" w:line="312" w:lineRule="auto"/>
+        <w:spacing w:after="40" w:before="0" w:line="312" w:lineRule="auto"/>
         <w:ind w:left="170"/>
         <w:jc w:val="both"/>
       </w:pPr>
@@ -413,7 +413,7 @@
     </w:p>
     <w:p>
       <w:pPr>
-        <w:spacing w:after="128" w:before="0" w:line="312" w:lineRule="auto"/>
+        <w:spacing w:after="80" w:before="0" w:line="312" w:lineRule="auto"/>
         <w:jc w:val="center"/>
       </w:pPr>
       <w:r>
@@ -427,7 +427,7 @@
     </w:p>
     <w:p>
       <w:pPr>
-        <w:spacing w:after="64" w:before="160" w:line="312" w:lineRule="auto"/>
+        <w:spacing w:after="40" w:before="100" w:line="312" w:lineRule="auto"/>
         <w:jc w:val="left"/>
       </w:pPr>
       <w:r>
@@ -441,7 +441,7 @@
     </w:p>
     <w:p>
       <w:pPr>
-        <w:spacing w:after="64" w:before="0" w:line="312" w:lineRule="auto"/>
+        <w:spacing w:after="40" w:before="0" w:line="312" w:lineRule="auto"/>
         <w:ind w:left="170"/>
         <w:jc w:val="both"/>
       </w:pPr>
@@ -456,7 +456,7 @@
     </w:p>
     <w:p>
       <w:pPr>
-        <w:spacing w:after="64" w:before="0" w:line="312" w:lineRule="auto"/>
+        <w:spacing w:after="40" w:before="0" w:line="312" w:lineRule="auto"/>
         <w:ind w:left="170"/>
         <w:jc w:val="both"/>
       </w:pPr>
@@ -471,7 +471,7 @@
     </w:p>
     <w:p>
       <w:pPr>
-        <w:spacing w:after="64" w:before="160" w:line="312" w:lineRule="auto"/>
+        <w:spacing w:after="40" w:before="100" w:line="312" w:lineRule="auto"/>
         <w:jc w:val="left"/>
       </w:pPr>
       <w:r>
@@ -485,7 +485,7 @@
     </w:p>
     <w:p>
       <w:pPr>
-        <w:spacing w:after="64" w:before="0" w:line="312" w:lineRule="auto"/>
+        <w:spacing w:after="40" w:before="0" w:line="312" w:lineRule="auto"/>
         <w:ind w:left="170"/>
         <w:jc w:val="both"/>
       </w:pPr>
@@ -500,7 +500,7 @@
     </w:p>
     <w:p>
       <w:pPr>
-        <w:spacing w:after="128" w:before="0" w:line="312" w:lineRule="auto"/>
+        <w:spacing w:after="80" w:before="0" w:line="312" w:lineRule="auto"/>
         <w:jc w:val="center"/>
       </w:pPr>
       <w:r>
@@ -514,7 +514,7 @@
     </w:p>
     <w:p>
       <w:pPr>
-        <w:spacing w:after="64" w:before="160" w:line="312" w:lineRule="auto"/>
+        <w:spacing w:after="40" w:before="100" w:line="312" w:lineRule="auto"/>
         <w:jc w:val="left"/>
       </w:pPr>
       <w:r>
@@ -528,7 +528,7 @@
     </w:p>
     <w:p>
       <w:pPr>
-        <w:spacing w:after="64" w:before="0" w:line="312" w:lineRule="auto"/>
+        <w:spacing w:after="40" w:before="0" w:line="312" w:lineRule="auto"/>
         <w:ind w:left="170"/>
         <w:jc w:val="both"/>
       </w:pPr>
@@ -543,7 +543,7 @@
     </w:p>
     <w:p>
       <w:pPr>
-        <w:spacing w:after="64" w:before="160" w:line="312" w:lineRule="auto"/>
+        <w:spacing w:after="40" w:before="100" w:line="312" w:lineRule="auto"/>
         <w:jc w:val="left"/>
       </w:pPr>
       <w:r>
@@ -557,7 +557,7 @@
     </w:p>
     <w:p>
       <w:pPr>
-        <w:spacing w:after="64" w:before="0" w:line="312" w:lineRule="auto"/>
+        <w:spacing w:after="40" w:before="0" w:line="312" w:lineRule="auto"/>
         <w:ind w:left="170"/>
         <w:jc w:val="both"/>
       </w:pPr>
@@ -572,7 +572,7 @@
     </w:p>
     <w:p>
       <w:pPr>
-        <w:spacing w:after="64" w:before="160" w:line="312" w:lineRule="auto"/>
+        <w:spacing w:after="40" w:before="100" w:line="312" w:lineRule="auto"/>
         <w:jc w:val="left"/>
       </w:pPr>
       <w:r>
@@ -586,7 +586,7 @@
     </w:p>
     <w:p>
       <w:pPr>
-        <w:spacing w:after="64" w:before="0" w:line="312" w:lineRule="auto"/>
+        <w:spacing w:after="40" w:before="0" w:line="312" w:lineRule="auto"/>
         <w:ind w:left="170"/>
         <w:jc w:val="both"/>
       </w:pPr>
@@ -601,7 +601,7 @@
     </w:p>
     <w:p>
       <w:pPr>
-        <w:spacing w:after="64" w:before="160" w:line="312" w:lineRule="auto"/>
+        <w:spacing w:after="40" w:before="100" w:line="312" w:lineRule="auto"/>
         <w:jc w:val="left"/>
       </w:pPr>
       <w:r>
@@ -615,7 +615,7 @@
     </w:p>
     <w:p>
       <w:pPr>
-        <w:spacing w:after="64" w:before="0" w:line="312" w:lineRule="auto"/>
+        <w:spacing w:after="40" w:before="0" w:line="312" w:lineRule="auto"/>
         <w:ind w:left="170"/>
         <w:jc w:val="both"/>
       </w:pPr>
@@ -630,7 +630,7 @@
     </w:p>
     <w:p>
       <w:pPr>
-        <w:spacing w:after="128" w:before="0" w:line="312" w:lineRule="auto"/>
+        <w:spacing w:after="80" w:before="0" w:line="312" w:lineRule="auto"/>
         <w:jc w:val="center"/>
       </w:pPr>
       <w:r>
@@ -644,7 +644,7 @@
     </w:p>
     <w:p>
       <w:pPr>
-        <w:spacing w:after="64" w:before="160" w:line="312" w:lineRule="auto"/>
+        <w:spacing w:after="40" w:before="100" w:line="312" w:lineRule="auto"/>
         <w:jc w:val="left"/>
       </w:pPr>
       <w:r>
@@ -658,7 +658,7 @@
     </w:p>
     <w:p>
       <w:pPr>
-        <w:spacing w:after="64" w:before="0" w:line="312" w:lineRule="auto"/>
+        <w:spacing w:after="40" w:before="0" w:line="312" w:lineRule="auto"/>
         <w:ind w:left="170"/>
         <w:jc w:val="both"/>
       </w:pPr>
@@ -673,7 +673,7 @@
     </w:p>
     <w:p>
       <w:pPr>
-        <w:spacing w:after="64" w:before="160" w:line="312" w:lineRule="auto"/>
+        <w:spacing w:after="40" w:before="100" w:line="312" w:lineRule="auto"/>
         <w:jc w:val="left"/>
       </w:pPr>
       <w:r>
@@ -687,7 +687,7 @@
     </w:p>
     <w:p>
       <w:pPr>
-        <w:spacing w:after="64" w:before="0" w:line="312" w:lineRule="auto"/>
+        <w:spacing w:after="40" w:before="0" w:line="312" w:lineRule="auto"/>
         <w:ind w:left="170"/>
         <w:jc w:val="both"/>
       </w:pPr>
@@ -702,7 +702,7 @@
     </w:p>
     <w:p>
       <w:pPr>
-        <w:spacing w:after="128" w:before="0" w:line="312" w:lineRule="auto"/>
+        <w:spacing w:after="80" w:before="0" w:line="312" w:lineRule="auto"/>
         <w:jc w:val="center"/>
       </w:pPr>
       <w:r>
@@ -716,7 +716,7 @@
     </w:p>
     <w:p>
       <w:pPr>
-        <w:spacing w:after="64" w:before="160" w:line="312" w:lineRule="auto"/>
+        <w:spacing w:after="40" w:before="100" w:line="312" w:lineRule="auto"/>
         <w:jc w:val="left"/>
       </w:pPr>
       <w:r>
@@ -730,7 +730,7 @@
     </w:p>
     <w:p>
       <w:pPr>
-        <w:spacing w:after="64" w:before="0" w:line="312" w:lineRule="auto"/>
+        <w:spacing w:after="40" w:before="0" w:line="312" w:lineRule="auto"/>
         <w:ind w:left="170"/>
         <w:jc w:val="both"/>
       </w:pPr>
@@ -745,7 +745,7 @@
     </w:p>
     <w:p>
       <w:pPr>
-        <w:spacing w:after="64" w:before="160" w:line="312" w:lineRule="auto"/>
+        <w:spacing w:after="40" w:before="100" w:line="312" w:lineRule="auto"/>
         <w:jc w:val="left"/>
       </w:pPr>
       <w:r>
@@ -759,7 +759,7 @@
     </w:p>
     <w:p>
       <w:pPr>
-        <w:spacing w:after="64" w:before="0" w:line="312" w:lineRule="auto"/>
+        <w:spacing w:after="40" w:before="0" w:line="312" w:lineRule="auto"/>
         <w:ind w:left="170"/>
         <w:jc w:val="both"/>
       </w:pPr>
@@ -787,7 +787,7 @@
       </w:tblGrid>
       <w:tr>
         <w:trPr>
-          <w:trHeight w:val="816" w:hRule="atLeast"/>
+          <w:trHeight w:val="510" w:hRule="atLeast"/>
         </w:trPr>
         <w:tc>
           <w:tcPr>
@@ -879,7 +879,7 @@
       </w:tr>
       <w:tr>
         <w:trPr>
-          <w:trHeight w:val="816" w:hRule="atLeast"/>
+          <w:trHeight w:val="510" w:hRule="atLeast"/>
         </w:trPr>
         <w:tc>
           <w:tcPr>
@@ -895,7 +895,7 @@
           <w:p>
             <w:pPr>
               <w:spacing w:after="0" w:line="312" w:lineRule="auto"/>
-              <w:jc w:val="left"/>
+              <w:jc w:val="center"/>
             </w:pPr>
             <w:r/>
             <w:r>
@@ -921,7 +921,7 @@
           <w:p>
             <w:pPr>
               <w:spacing w:after="0" w:line="312" w:lineRule="auto"/>
-              <w:jc w:val="left"/>
+              <w:jc w:val="center"/>
             </w:pPr>
             <w:r/>
             <w:r>
@@ -947,7 +947,7 @@
           <w:p>
             <w:pPr>
               <w:spacing w:after="0" w:line="312" w:lineRule="auto"/>
-              <w:jc w:val="left"/>
+              <w:jc w:val="center"/>
             </w:pPr>
             <w:r/>
             <w:r>
@@ -962,7 +962,7 @@
       </w:tr>
       <w:tr>
         <w:trPr>
-          <w:trHeight w:val="816" w:hRule="atLeast"/>
+          <w:trHeight w:val="510" w:hRule="atLeast"/>
         </w:trPr>
         <w:tc>
           <w:tcPr>
@@ -978,7 +978,7 @@
           <w:p>
             <w:pPr>
               <w:spacing w:after="0" w:line="312" w:lineRule="auto"/>
-              <w:jc w:val="left"/>
+              <w:jc w:val="center"/>
             </w:pPr>
             <w:r/>
             <w:r>
@@ -1004,7 +1004,7 @@
           <w:p>
             <w:pPr>
               <w:spacing w:after="0" w:line="312" w:lineRule="auto"/>
-              <w:jc w:val="left"/>
+              <w:jc w:val="center"/>
             </w:pPr>
             <w:r/>
             <w:r>
@@ -1030,7 +1030,7 @@
           <w:p>
             <w:pPr>
               <w:spacing w:after="0" w:line="312" w:lineRule="auto"/>
-              <w:jc w:val="left"/>
+              <w:jc w:val="center"/>
             </w:pPr>
             <w:r/>
             <w:r>
@@ -1045,7 +1045,7 @@
       </w:tr>
       <w:tr>
         <w:trPr>
-          <w:trHeight w:val="816" w:hRule="atLeast"/>
+          <w:trHeight w:val="510" w:hRule="atLeast"/>
         </w:trPr>
         <w:tc>
           <w:tcPr>
@@ -1061,7 +1061,7 @@
           <w:p>
             <w:pPr>
               <w:spacing w:after="0" w:line="312" w:lineRule="auto"/>
-              <w:jc w:val="left"/>
+              <w:jc w:val="center"/>
             </w:pPr>
             <w:r/>
             <w:r>
@@ -1087,7 +1087,7 @@
           <w:p>
             <w:pPr>
               <w:spacing w:after="0" w:line="312" w:lineRule="auto"/>
-              <w:jc w:val="left"/>
+              <w:jc w:val="center"/>
             </w:pPr>
             <w:r/>
             <w:r>
@@ -1113,7 +1113,7 @@
           <w:p>
             <w:pPr>
               <w:spacing w:after="0" w:line="312" w:lineRule="auto"/>
-              <w:jc w:val="left"/>
+              <w:jc w:val="center"/>
             </w:pPr>
             <w:r/>
             <w:r>
@@ -1129,7 +1129,7 @@
     </w:tbl>
     <w:p>
       <w:pPr>
-        <w:spacing w:after="64" w:before="0" w:line="312" w:lineRule="auto"/>
+        <w:spacing w:after="40" w:before="0" w:line="312" w:lineRule="auto"/>
         <w:jc w:val="left"/>
       </w:pPr>
       <w:r>
@@ -1142,7 +1142,7 @@
     </w:p>
     <w:p>
       <w:pPr>
-        <w:spacing w:after="64" w:before="0" w:line="312" w:lineRule="auto"/>
+        <w:spacing w:after="40" w:before="0" w:line="312" w:lineRule="auto"/>
         <w:jc w:val="both"/>
       </w:pPr>
       <w:r>
@@ -1156,7 +1156,7 @@
     </w:p>
     <w:p>
       <w:pPr>
-        <w:spacing w:after="128" w:before="128" w:line="312" w:lineRule="auto"/>
+        <w:spacing w:after="80" w:before="80" w:line="312" w:lineRule="auto"/>
         <w:jc w:val="center"/>
       </w:pPr>
       <w:r>
@@ -1183,7 +1183,7 @@
       </w:tblGrid>
       <w:tr>
         <w:trPr>
-          <w:trHeight w:val="997" w:hRule="atLeast"/>
+          <w:trHeight w:val="623" w:hRule="atLeast"/>
         </w:trPr>
         <w:tc>
           <w:tcPr>
@@ -1275,7 +1275,7 @@
       </w:tr>
       <w:tr>
         <w:trPr>
-          <w:trHeight w:val="997" w:hRule="atLeast"/>
+          <w:trHeight w:val="623" w:hRule="atLeast"/>
         </w:trPr>
         <w:tc>
           <w:tcPr>
@@ -1359,7 +1359,7 @@
       </w:tr>
       <w:tr>
         <w:trPr>
-          <w:trHeight w:val="997" w:hRule="atLeast"/>
+          <w:trHeight w:val="623" w:hRule="atLeast"/>
         </w:trPr>
         <w:tc>
           <w:tcPr>
@@ -1375,7 +1375,7 @@
           <w:p>
             <w:pPr>
               <w:spacing w:after="0" w:line="312" w:lineRule="auto"/>
-              <w:jc w:val="left"/>
+              <w:jc w:val="center"/>
             </w:pPr>
             <w:r/>
             <w:r>
@@ -1401,7 +1401,7 @@
           <w:p>
             <w:pPr>
               <w:spacing w:after="0" w:line="312" w:lineRule="auto"/>
-              <w:jc w:val="left"/>
+              <w:jc w:val="center"/>
             </w:pPr>
             <w:r/>
             <w:r>
@@ -1427,7 +1427,7 @@
           <w:p>
             <w:pPr>
               <w:spacing w:after="0" w:line="312" w:lineRule="auto"/>
-              <w:jc w:val="left"/>
+              <w:jc w:val="center"/>
             </w:pPr>
             <w:r/>
             <w:r>
@@ -1442,7 +1442,7 @@
       </w:tr>
       <w:tr>
         <w:trPr>
-          <w:trHeight w:val="997" w:hRule="atLeast"/>
+          <w:trHeight w:val="623" w:hRule="atLeast"/>
         </w:trPr>
         <w:tc>
           <w:tcPr>
@@ -1458,7 +1458,7 @@
           <w:p>
             <w:pPr>
               <w:spacing w:after="0" w:line="312" w:lineRule="auto"/>
-              <w:jc w:val="left"/>
+              <w:jc w:val="center"/>
             </w:pPr>
             <w:r/>
             <w:r>
@@ -1484,7 +1484,7 @@
           <w:p>
             <w:pPr>
               <w:spacing w:after="0" w:line="312" w:lineRule="auto"/>
-              <w:jc w:val="left"/>
+              <w:jc w:val="center"/>
             </w:pPr>
             <w:r/>
             <w:r>
@@ -1510,7 +1510,7 @@
           <w:p>
             <w:pPr>
               <w:spacing w:after="0" w:line="312" w:lineRule="auto"/>
-              <w:jc w:val="left"/>
+              <w:jc w:val="center"/>
             </w:pPr>
             <w:r/>
             <w:r>
@@ -1526,7 +1526,7 @@
     </w:tbl>
     <w:p>
       <w:pPr>
-        <w:spacing w:after="64" w:before="0" w:line="312" w:lineRule="auto"/>
+        <w:spacing w:after="40" w:before="0" w:line="312" w:lineRule="auto"/>
         <w:jc w:val="left"/>
       </w:pPr>
       <w:r>
@@ -1539,7 +1539,7 @@
     </w:p>
     <w:p>
       <w:pPr>
-        <w:spacing w:after="0" w:before="96" w:line="312" w:lineRule="auto"/>
+        <w:spacing w:after="0" w:before="60" w:line="312" w:lineRule="auto"/>
         <w:jc w:val="left"/>
       </w:pPr>
       <w:r>
